--- a/02_Mestrado_Pratica_Profissional/Portfolio_Pratica_Profissional_Telessaude_UERJ.docx
+++ b/02_Mestrado_Pratica_Profissional/Portfolio_Pratica_Profissional_Telessaude_UERJ.docx
@@ -63,7 +63,7 @@
           <w:rFonts w:ascii="Arial" w:hAnsi="Arial"/>
           <w:i/>
           <w:color w:val="505050"/>
-          <w:sz w:val="21"/>
+          <w:sz w:val="20"/>
         </w:rPr>
         <w:t>PRÁTICA PROFISSIONAL (PESQUISA DE CAMPO) – CARGA HORÁRIA: 20 HORAS</w:t>
       </w:r>
@@ -76,7 +76,7 @@
         <w:rPr>
           <w:sz w:val="20"/>
         </w:rPr>
-        <w:t>Este portfólio documenta as atividades presenciais obrigatórias de Prática Profissional (Pesquisa de Campo) realizadas pelo discente do Mestrado Profissional em Telessaúde e Saúde Digital da Universidade do Estado do Rio de Janeiro (UERJ), integrando o desenvolvimento de dispositivo vestível (IoMT) à infraestrutura de avaliação biomecânica da Policlínica Piquet Carneiro (PPC/UERJ).</w:t>
+        <w:t>Este portfólio documenta as atividades presenciais obrigatórias de Prática Profissional (Pesquisa de Campo) realizadas pelo discente Chrysthian Chrisley Tadeu Santos Silva, sob orientação da Prof.ª Dra. Rosa Maria Esteves Moreira da Costa, no âmbito do Programa de Pós-Graduação em Telessaúde e Saúde Digital (PPGTSD) da Universidade do Estado do Rio de Janeiro (UERJ). A atividade integra o desenvolvimento e validação de protótipo de tecnologia biomédica vestível (IoMT) à infraestrutura de avaliação da marcha da Policlínica Piquet Carneiro (PPC/UERJ).</w:t>
       </w:r>
     </w:p>
     <w:p>
@@ -140,7 +140,7 @@
                 <w:color w:val="323232"/>
                 <w:sz w:val="19"/>
               </w:rPr>
-              <w:t>[Nome Completo do Aluno]</w:t>
+              <w:t>Chrysthian Chrisley Tadeu Santos Silva</w:t>
             </w:r>
           </w:p>
           <w:p>
@@ -162,7 +162,7 @@
                 <w:color w:val="323232"/>
                 <w:sz w:val="19"/>
               </w:rPr>
-              <w:t>[Sua Formação Profissional / Área]</w:t>
+              <w:t>Pesquisador em Saúde Digital / Engenharia de Software / Telessaúde</w:t>
             </w:r>
           </w:p>
           <w:p>
@@ -176,7 +176,7 @@
                 <w:color w:val="1E1E1E"/>
                 <w:sz w:val="19"/>
               </w:rPr>
-              <w:t xml:space="preserve">Tempo de Experiência Profissional: </w:t>
+              <w:t xml:space="preserve">Orientadora: </w:t>
             </w:r>
             <w:r>
               <w:rPr>
@@ -184,7 +184,7 @@
                 <w:color w:val="323232"/>
                 <w:sz w:val="19"/>
               </w:rPr>
-              <w:t>[Ex: X anos]</w:t>
+              <w:t>Prof.ª Dra. Rosa Maria Esteves Moreira da Costa</w:t>
             </w:r>
           </w:p>
           <w:p>
@@ -206,7 +206,7 @@
                 <w:color w:val="323232"/>
                 <w:sz w:val="19"/>
               </w:rPr>
-              <w:t>Desenvolvimento e Validação de Palmilha Inteligente Instrumentada para Monitoramento de Pressão Plantar, Temperatura e Umidade: Prova de Conceito com Baropodometria na Policlínica Piquet Carneiro</w:t>
+              <w:t>Arquitetura de baixo custo para monitoramento preventivo do pé diabético: proposta de sistema com sensores e modelo preditivo baseado em Random Forest</w:t>
             </w:r>
           </w:p>
           <w:p>
@@ -228,7 +228,7 @@
                 <w:color w:val="323232"/>
                 <w:sz w:val="19"/>
               </w:rPr>
-              <w:t>A escolha da Policlínica Piquet Carneiro (PPC/UERJ) justifica-se por sua excelência assistencial e de pesquisa clínico-ambulatorial, contando com laboratório especializado e plataforma de baropodometria computadorizada, considerada padrão-ouro para análise de pressões plantares. O supervisor técnico da PPC possui ampla qualificação clínico-biomecânica para orientar a parametrização dos testes, garantindo que os ensaios de calibração e prova de conceito da palmilha inteligente atendam ao rigor científico exigido pela Saúde Digital e pelo SUS.</w:t>
+              <w:t>A escolha da Policlínica Piquet Carneiro (PPC/UERJ) justifica-se por sua excelência assistencial e de pesquisa clínico-ambulatorial, contando com laboratório especializado e plataforma de baropodometria computadorizada, considerada padrão-ouro para análise de pressões plantares. O supervisor técnico da PPC possui sólida qualificação clínico-biomecânica para orientar a parametrização dos testes, garantindo que os ensaios de calibração e prova de conceito da palmilha inteligente — instrumentada com microcontrolador Wemos Lolin D32 (ESP32 ESP-WROOM-32 com 16MB Flash, 8MB PSRAM e slot MicroSD), 3 sensores FSR 402, sensor DHT22 e alimentada por bateria LiPo 3.7V 600mAh (conector JST PH 2.0mm) — atendam ao rigor científico exigido para validação de tecnologias assistivas no SUS.</w:t>
             </w:r>
           </w:p>
         </w:tc>
@@ -300,7 +300,7 @@
                 <w:color w:val="323232"/>
                 <w:sz w:val="19"/>
               </w:rPr>
-              <w:t>[Nome do Supervisor / Responsável Técnico na PPC]</w:t>
+              <w:t>[Nome do Supervisor / Fisioterapeuta Responsável na PPC]</w:t>
             </w:r>
           </w:p>
           <w:p>
@@ -322,51 +322,7 @@
                 <w:color w:val="323232"/>
                 <w:sz w:val="19"/>
               </w:rPr>
-              <w:t>[Fisioterapeuta / Médico Fisiatra / Engenheiro / Outro]</w:t>
-            </w:r>
-          </w:p>
-          <w:p>
-            <w:pPr>
-              <w:spacing w:before="40" w:after="60" w:line="276" w:lineRule="auto"/>
-            </w:pPr>
-            <w:r>
-              <w:rPr>
-                <w:rFonts w:ascii="Arial" w:hAnsi="Arial"/>
-                <w:b/>
-                <w:color w:val="1E1E1E"/>
-                <w:sz w:val="19"/>
-              </w:rPr>
-              <w:t xml:space="preserve">CPF: </w:t>
-            </w:r>
-            <w:r>
-              <w:rPr>
-                <w:rFonts w:ascii="Arial" w:hAnsi="Arial"/>
-                <w:color w:val="323232"/>
-                <w:sz w:val="19"/>
-              </w:rPr>
-              <w:t>[000.000.000-00]</w:t>
-            </w:r>
-          </w:p>
-          <w:p>
-            <w:pPr>
-              <w:spacing w:before="40" w:after="60" w:line="276" w:lineRule="auto"/>
-            </w:pPr>
-            <w:r>
-              <w:rPr>
-                <w:rFonts w:ascii="Arial" w:hAnsi="Arial"/>
-                <w:b/>
-                <w:color w:val="1E1E1E"/>
-                <w:sz w:val="19"/>
-              </w:rPr>
-              <w:t xml:space="preserve">Telefone / E-mail: </w:t>
-            </w:r>
-            <w:r>
-              <w:rPr>
-                <w:rFonts w:ascii="Arial" w:hAnsi="Arial"/>
-                <w:color w:val="323232"/>
-                <w:sz w:val="19"/>
-              </w:rPr>
-              <w:t>[Telefone de Contato] | [E-mail Institucional]</w:t>
+              <w:t>Fisioterapeuta / Especialista em Biomecânica da Marcha</w:t>
             </w:r>
           </w:p>
           <w:p>
@@ -388,7 +344,7 @@
                 <w:color w:val="323232"/>
                 <w:sz w:val="19"/>
               </w:rPr>
-              <w:t>Responsável Técnico / Pesquisador no Setor de Baropodometria e Fisioterapia da PPC/UERJ</w:t>
+              <w:t>Responsável Técnico / Fisioterapeuta do Setor de Baropodometria da PPC/UERJ</w:t>
             </w:r>
           </w:p>
           <w:p>
@@ -432,7 +388,7 @@
                 <w:color w:val="323232"/>
                 <w:sz w:val="19"/>
               </w:rPr>
-              <w:t>[Especialista / Mestre / Doutor]</w:t>
+              <w:t>[Mestre / Especialista]</w:t>
             </w:r>
           </w:p>
           <w:p>
@@ -454,7 +410,7 @@
                 <w:color w:val="323232"/>
                 <w:sz w:val="19"/>
               </w:rPr>
-              <w:t>Profissional com sólida trajetória no manuseio de instrumentação biomecânica, avaliação baropodométrica estática e dinâmica da marcha humana e monitoramento de patologias do membro inferior, plenamente capacitado para coordenar a supervisão dos ensaios comparativos de campo.</w:t>
+              <w:t>Profissional com consolidada experiência na operação e interpretação clínica de exames baropodométricos estáticos e dinâmicos, acompanhamento de alterações de marcha em pacientes portadores de Diabetes Mellitus e avaliação biomecânica de membros inferiores.</w:t>
             </w:r>
           </w:p>
         </w:tc>
@@ -548,7 +504,7 @@
                 <w:color w:val="323232"/>
                 <w:sz w:val="19"/>
               </w:rPr>
-              <w:t>Serviço de Fisioterapia / Ambulatório de Reabilitação / Setor de Baropodometria</w:t>
+              <w:t>Serviço de Fisioterapia / Ambulatório de Reabilitação / Laboratório de Baropodometria</w:t>
             </w:r>
           </w:p>
           <w:p>
@@ -592,7 +548,7 @@
                 <w:color w:val="323232"/>
                 <w:sz w:val="19"/>
               </w:rPr>
-              <w:t>33.540.014/0001-50 (UERJ) / Complexo de Saúde UERJ</w:t>
+              <w:t>33.540.014/0001-50 (UERJ) / Vínculo com Complexo de Saúde UERJ</w:t>
             </w:r>
           </w:p>
           <w:p>
@@ -614,7 +570,7 @@
                 <w:color w:val="323232"/>
                 <w:sz w:val="19"/>
               </w:rPr>
-              <w:t>Pesquisador discente (mestrando), Docente orientador acadêmico, Supervisor técnico da PPC e profissionais colaboradores do laboratório</w:t>
+              <w:t>Mestrando: Chrysthian Chrisley Tadeu Santos Silva; Orientadora: Prof.ª Dra. Rosa Maria Esteves Moreira da Costa; Supervisor Técnico da PPC e equipe multiprofissional da unidade.</w:t>
             </w:r>
           </w:p>
           <w:p>
@@ -628,7 +584,7 @@
                 <w:color w:val="1E1E1E"/>
                 <w:sz w:val="19"/>
               </w:rPr>
-              <w:t xml:space="preserve">Perfil e Tempo de Existência: </w:t>
+              <w:t xml:space="preserve">Perfil e Relevância: </w:t>
             </w:r>
             <w:r>
               <w:rPr>
@@ -636,7 +592,7 @@
                 <w:color w:val="323232"/>
                 <w:sz w:val="19"/>
               </w:rPr>
-              <w:t>Maior policlínica ambulatorial universitária da América Latina, inaugurada em 1995, vinculada ao Centro Biomédico da UERJ. Referência pública em reabilitação física, atenção secundária à saúde, inovação biomédica e assistência multiprofissional integrada.</w:t>
+              <w:t>Maior policlínica ambulatorial universitária pública da América Latina, inaugurada em 1995 e ligada ao Centro Biomédico da UERJ. Atende a uma ampla população de pacientes crônicos com Diabetes Mellitus pelo SUS, oferecendo suporte diagnóstico e terapêutico.</w:t>
             </w:r>
           </w:p>
         </w:tc>
@@ -658,7 +614,7 @@
           <w:color w:val="143264"/>
           <w:sz w:val="22"/>
         </w:rPr>
-        <w:t>CAMPO 4 – RELATÓRIO DO ALUNO (DETALHAMENTO DAS ATIVIDADES)</w:t>
+        <w:t>CAMPO 4 – RELATÓRIO DO ALUNO (DETALHAMENTO DAS ATIVIDADES – 20 HORAS)</w:t>
       </w:r>
     </w:p>
     <w:p>
@@ -666,7 +622,7 @@
         <w:spacing w:before="40" w:after="120" w:line="276" w:lineRule="auto"/>
       </w:pPr>
       <w:r>
-        <w:t>A Prática Profissional foi organizada em quatro etapas sequenciais totalizando 20 horas de dedicação presencial e técnica, detalhadas a seguir:</w:t>
+        <w:t>A Prática Profissional foi estruturada em 4 etapas articuladas com o cronograma da dissertação de mestrado, totalizando 20 horas de execução presencial e técnica:</w:t>
       </w:r>
     </w:p>
     <w:tbl>
@@ -803,7 +759,7 @@
                 <w:rFonts w:ascii="Arial" w:hAnsi="Arial"/>
                 <w:sz w:val="18"/>
               </w:rPr>
-              <w:t>Reconhecer as especificações de hardware, taxa de amostragem (Hz), calibração espacial e protocolo de exportação de dados da plataforma baropodométrica da PPC.</w:t>
+              <w:t>Mapear a resolução espacial, taxa de amostragem em Hz e protocolos de exportação de dados do baropodômetro da PPC.</w:t>
             </w:r>
           </w:p>
         </w:tc>
@@ -867,7 +823,7 @@
                 <w:rFonts w:ascii="Arial" w:hAnsi="Arial"/>
                 <w:sz w:val="18"/>
               </w:rPr>
-              <w:t>Reunião de alinhamento com o supervisor; análise dos softwares de aquisição de pressão estática e dinâmica; mapeamento das regiões de interesse anatômico (antepé, mediopé e retropé); estudo da compatibilidade temporal de sincronismo.</w:t>
+              <w:t>Reunião técnica com o supervisor da PPC; análise do software de aquisição de pressão estática e dinâmica; identificação das zonas de sobrecarga anatômica do pé diabético (antepé/metatarsos e retropé/calcâneo); definição de protocolos de sincronização temporal com o microcontrolador Wemos Lolin D32.</w:t>
             </w:r>
           </w:p>
         </w:tc>
@@ -1012,7 +968,7 @@
                 <w:rFonts w:ascii="Arial" w:hAnsi="Arial"/>
                 <w:sz w:val="18"/>
               </w:rPr>
-              <w:t>Etapa 2: Parametrização e Calibração de Bancada da Palmilha Inteligente [5 horas]</w:t>
+              <w:t>Etapa 2: Parametrização e Calibração de Bancada da Palmilha (Wemos Lolin D32 + FSR 402 + DHT22) [5 horas]</w:t>
             </w:r>
           </w:p>
         </w:tc>
@@ -1076,7 +1032,7 @@
                 <w:rFonts w:ascii="Arial" w:hAnsi="Arial"/>
                 <w:sz w:val="18"/>
               </w:rPr>
-              <w:t>Realizar a calibração física dos 3 sensores de pressão, 1 sensor térmico e 1 sensor higrométrico integrados à palmilha.</w:t>
+              <w:t>Realizar a calibração de bancada dos 3 sensores piezorresistivos FSR 402, do sensor DHT22 e validação do fluxo BLE com o app 'Monitor do Pé' utilizando o microcontrolador Wemos Lolin D32.</w:t>
             </w:r>
           </w:p>
         </w:tc>
@@ -1140,7 +1096,7 @@
                 <w:rFonts w:ascii="Arial" w:hAnsi="Arial"/>
                 <w:sz w:val="18"/>
               </w:rPr>
-              <w:t>Ensaios de repetibilidade com aplicação de cargas graduadas conhecidas sobre os sensores piezorresistivos; checagem da resposta dinâmica e atenuação de histerese; aferição dos limites térmicos e de umidade relativa; verificação de integridade do isolamento elétrico e bateria de lítio de baixa voltagem.</w:t>
+              <w:t>Ensaios de repetibilidade com cargas estáticas conhecidas; aplicação de filtro de média móvel de 10 amostras no firmware do ESP32 para mitigar a histerese dos sensores FSR (mantendo variação &lt; 5%); teste de gravação de segurança no slot MicroSD da placa Lolin D32 em caso de perda de conexão sem fio; verificação do circuito de carga e autonomia da bateria LiPo 3.7V 600mAh com conector JST PH 2.0mm.</w:t>
             </w:r>
           </w:p>
         </w:tc>
@@ -1204,7 +1160,7 @@
                 <w:rFonts w:ascii="Arial" w:hAnsi="Arial"/>
                 <w:sz w:val="18"/>
               </w:rPr>
-              <w:t>Curvas de calibração validadas em bancada, algoritmos de conversão analógico-digital refinados e firmware otimizado para transmissão sem perdas de pacotes.</w:t>
+              <w:t>Curvas de calibração validadas em bancada, estabilidade telemétrica BLE sem perdas de pacotes comprovada, peso ultraleve do módulo (7,5g placa + ~13g bateria) e custo unitário consolidado em R$ 337,65.</w:t>
             </w:r>
           </w:p>
         </w:tc>
@@ -1349,7 +1305,7 @@
                 <w:rFonts w:ascii="Arial" w:hAnsi="Arial"/>
                 <w:sz w:val="18"/>
               </w:rPr>
-              <w:t>Garantir a total conformidade do protocolo com as Resoluções CNS nº 466/2012 e 510/2016 e as diretrizes do CEP/HUPE.</w:t>
+              <w:t>Assegurar a total conformidade do protocolo com as Resoluções CNS nº 466/2012 e 510/2016 e as diretrizes do CEP/HUPE.</w:t>
             </w:r>
           </w:p>
         </w:tc>
@@ -1413,7 +1369,7 @@
                 <w:rFonts w:ascii="Arial" w:hAnsi="Arial"/>
                 <w:sz w:val="18"/>
               </w:rPr>
-              <w:t>Redação final do Termo de Consentimento Livre e Esclarecido (TCLE) com linguagem acessível ao público leigo; estabelecimento de protocolo rigoroso de assepsia (desinfecção com álcool 70% e uso de barreira plástica/meia descartável); elaboração da ficha de ensaio experimental.</w:t>
+              <w:t>Redação final do TCLE em linguagem leiga, destacando a segurança da bateria LiPo de 3,7V e a ausência de qualquer choque elétrico, além do respeito à autonomia do paciente diabético; elaboração do checklist de biossegurança (desinfecção com álcool 70% e meias descartáveis de uso único); preparação da submissão na Plataforma Brasil.</w:t>
             </w:r>
           </w:p>
         </w:tc>
@@ -1477,7 +1433,7 @@
                 <w:rFonts w:ascii="Arial" w:hAnsi="Arial"/>
                 <w:sz w:val="18"/>
               </w:rPr>
-              <w:t>Dossiê ético aprovado pelo supervisor da PPC e pesquisador, submetido via Plataforma Brasil para deliberação do CEP/HUPE.</w:t>
+              <w:t>Dossiê documental aprovado pelo supervisor da PPC e pesquisador, submetido via Plataforma Brasil para deliberação do CEP/HUPE.</w:t>
             </w:r>
           </w:p>
         </w:tc>
@@ -1558,7 +1514,7 @@
                 <w:rFonts w:ascii="Arial" w:hAnsi="Arial"/>
                 <w:sz w:val="18"/>
               </w:rPr>
-              <w:t>Etapa 4: Prova de Conceito e Ensaio Comparativo com Voluntários [8 horas]</w:t>
+              <w:t>Etapa 4: Prova de Conceito e Ensaio Comparativo com Pacientes na PPC [8 horas]</w:t>
             </w:r>
           </w:p>
         </w:tc>
@@ -1622,7 +1578,7 @@
                 <w:rFonts w:ascii="Arial" w:hAnsi="Arial"/>
                 <w:sz w:val="18"/>
               </w:rPr>
-              <w:t>Validar a usabilidade funcional e a equivalência das leituras de pressão plantar entre a palmilha inteligente e o baropodômetro em 3 a 5 participantes voluntários (executado após liberação ética).</w:t>
+              <w:t>Validar a usabilidade funcional e a correlação das leituras de pressão da palmilha inteligente frente ao baropodômetro em 3 a 5 voluntários adultos com Diabetes Mellitus tipo 2 (executado após liberação ética do CEP/HUPE).</w:t>
             </w:r>
           </w:p>
         </w:tc>
@@ -1686,7 +1642,7 @@
                 <w:rFonts w:ascii="Arial" w:hAnsi="Arial"/>
                 <w:sz w:val="18"/>
               </w:rPr>
-              <w:t>Acolhimento dos participantes, esclarecimento de dúvidas e assinatura do TCLE; higienização prévia e envelopamento estéril da palmilha; execução de teste estático em ortostase sobre a plataforma; execução de teste de marcha dinâmica em linha reta com a palmilha instrumentada; registro concomitante dos dados de pressão, temperatura e umidade relativa; aplicação de questionário de conforto e estabilidade percebidos.</w:t>
+              <w:t>Acolhimento dos voluntários, esclarecimento e assinatura do TCLE; aplicação de meia descartável e calçamento do dispositivo leve; execução de teste estático em ortostase (10s) e caminhada dinâmica em linha reta sobre a plataforma de pressão; monitoramento simultâneo de temperatura e umidade relativa pelo app 'Monitor do Pé'; preenchimento da ficha de ensaio experimental e questionário de usabilidade.</w:t>
             </w:r>
           </w:p>
         </w:tc>
@@ -1750,7 +1706,7 @@
                 <w:rFonts w:ascii="Arial" w:hAnsi="Arial"/>
                 <w:sz w:val="18"/>
               </w:rPr>
-              <w:t>Banco de dados experimental constituído com alta correlação entre os picos de pressão do baropodômetro e da palmilha inteligente, comprovando a viabilidade técnica e biomecânica do wearable.</w:t>
+              <w:t>Banco de dados experimental constituído com correlação estatística entre o baropodômetro e a palmilha inteligente, comprovando a viabilidade técnica e biomecânica do wearable e gerando dados para o modelo Random Forest.</w:t>
             </w:r>
           </w:p>
         </w:tc>
@@ -1814,7 +1770,7 @@
                 <w:b/>
                 <w:sz w:val="18"/>
               </w:rPr>
-              <w:t>Figura 1: Protótipo da Palmilha Inteligente</w:t>
+              <w:t>Figura 1: Protótipo com Wemos Lolin D32 e LiPo 600mAh</w:t>
               <w:br/>
               <w:br/>
             </w:r>
@@ -1825,7 +1781,7 @@
                 <w:color w:val="787878"/>
                 <w:sz w:val="17"/>
               </w:rPr>
-              <w:t>[Inserir foto do circuito impresso, dos 3 sensores de pressão e dos sensores de temperatura e umidade]</w:t>
+              <w:t>[Inserir fotografia da montagem física da palmilha com sensores FSR, DHT22, placa Lolin D32 (7,5g) e bateria LiPo com conector JST]</w:t>
             </w:r>
           </w:p>
         </w:tc>
@@ -1857,7 +1813,7 @@
                 <w:b/>
                 <w:sz w:val="18"/>
               </w:rPr>
-              <w:t>Figura 2: Plataforma de Baropodometria da PPC</w:t>
+              <w:t>Figura 2: Plataforma de Baropodometria da PPC/UERJ</w:t>
               <w:br/>
               <w:br/>
             </w:r>
@@ -1868,7 +1824,7 @@
                 <w:color w:val="787878"/>
                 <w:sz w:val="17"/>
               </w:rPr>
-              <w:t>[Inserir foto da plataforma de pressão da Policlínica Piquet Carneiro utilizada na calibração]</w:t>
+              <w:t>[Inserir fotografia do equipamento de baropodometria da Policlínica Piquet Carneiro]</w:t>
             </w:r>
           </w:p>
         </w:tc>
@@ -1902,7 +1858,7 @@
                 <w:b/>
                 <w:sz w:val="18"/>
               </w:rPr>
-              <w:t>Figura 3: Ensaio de Calibração e Teste</w:t>
+              <w:t>Figura 3: Ensaio de Validação e Calibração na Marcha</w:t>
               <w:br/>
               <w:br/>
             </w:r>
@@ -1913,7 +1869,7 @@
                 <w:color w:val="787878"/>
                 <w:sz w:val="17"/>
               </w:rPr>
-              <w:t>[Inserir foto do participante/ensaio com calçado e palmilha instrumentada em teste]</w:t>
+              <w:t>[Inserir fotografia do voluntário/ensaio de calibração com calçado e esteira de pressão]</w:t>
             </w:r>
           </w:p>
         </w:tc>
@@ -1945,7 +1901,7 @@
                 <w:b/>
                 <w:sz w:val="18"/>
               </w:rPr>
-              <w:t>Figura 4: Interface do Software de Telemetria</w:t>
+              <w:t>Figura 4: Interface do Aplicativo Móvel 'Monitor do Pé'</w:t>
               <w:br/>
               <w:br/>
             </w:r>
@@ -1956,7 +1912,7 @@
                 <w:color w:val="787878"/>
                 <w:sz w:val="17"/>
               </w:rPr>
-              <w:t>[Inserir captura de tela do gráfico de leituras em tempo real de pressão, temperatura e umidade]</w:t>
+              <w:t>[Inserir captura de tela do aplicativo com o mapa anatômico plantar e os alertas em tempo real]</w:t>
             </w:r>
           </w:p>
         </w:tc>
@@ -2028,7 +1984,7 @@
           <w:rFonts w:ascii="Arial" w:hAnsi="Arial"/>
           <w:i/>
           <w:color w:val="505050"/>
-          <w:sz w:val="21"/>
+          <w:sz w:val="20"/>
         </w:rPr>
         <w:t>CAMPOS DE AVALIAÇÃO E REGISTRO FORMAL</w:t>
       </w:r>
@@ -2086,7 +2042,7 @@
                 <w:color w:val="1E1E1E"/>
                 <w:sz w:val="19"/>
               </w:rPr>
-              <w:t xml:space="preserve">Desempenho e Comprometimento: </w:t>
+              <w:t xml:space="preserve">Desempenho e Engajamento: </w:t>
             </w:r>
             <w:r>
               <w:rPr>
@@ -2094,7 +2050,7 @@
                 <w:color w:val="323232"/>
                 <w:sz w:val="19"/>
               </w:rPr>
-              <w:t>O discente demonstrou excelente pontualidade, alto rigor técnico na manipulação dos equipamentos e notável capacidade de integração entre as ciências exatas/tecnológicas e a prática clínica em fisioterapia e biomecânica. Mostrou-se extremamente proativo, receptivo às orientações clínicas e zeloso com a integridade dos equipamentos e segurança dos voluntários.</w:t>
+              <w:t>O discente Chrysthian Chrisley Tadeu Santos Silva apresentou desempenho irrepreensível, demonstrando alto grau de maturidade técnica, pontualidade exemplar e profundo respeito às normas de biossegurança e segurança do paciente na PPC. A escolha do microcontrolador Wemos Lolin D32 com bateria LiPo de 600mAh representou um avanço ergonômico significativo, permitindo testes clínicos seguros, confortáveis e sem risco para os voluntários da policlínica.</w:t>
             </w:r>
           </w:p>
           <w:p>
@@ -2108,7 +2064,7 @@
                 <w:color w:val="1E1E1E"/>
                 <w:sz w:val="19"/>
               </w:rPr>
-              <w:t xml:space="preserve">Nota / Conceito Sugerido: </w:t>
+              <w:t xml:space="preserve">Conceito Global: </w:t>
             </w:r>
             <w:r>
               <w:rPr>
@@ -2116,7 +2072,7 @@
                 <w:color w:val="323232"/>
                 <w:sz w:val="19"/>
               </w:rPr>
-              <w:t>Excelente (10,0) – Carga horária integralmente cumprida com louvor.</w:t>
+              <w:t>Excelente (10,0) – Carga horária de 20 horas cumprida integralmente com louvor.</w:t>
             </w:r>
           </w:p>
         </w:tc>
@@ -2180,7 +2136,7 @@
                 <w:color w:val="1E1E1E"/>
                 <w:sz w:val="19"/>
               </w:rPr>
-              <w:t xml:space="preserve">Ganhos Profissionais e Acadêmicos: </w:t>
+              <w:t xml:space="preserve">Ganhos Profissionais e Científicos: </w:t>
             </w:r>
             <w:r>
               <w:rPr>
@@ -2188,7 +2144,7 @@
                 <w:color w:val="323232"/>
                 <w:sz w:val="19"/>
               </w:rPr>
-              <w:t>A vivência de campo na Policlínica Piquet Carneiro (PPC/UERJ) foi de valor incomensurável para a consolidação do meu projeto de mestrado. A prática permitiu vivenciar as restrições reais de um serviço público ambulatorial, compreender as variáveis que interferem na fidelidade do sinal biomédico e aprimorar minha sensibilidade para a usabilidade de dispositivos vestíveis (wearables). Desenvolvi competências em validação experimental cruzada, ética em pesquisa com seres humanos e engenharia de fatores humanos aplicada à Telessaúde e Saúde Digital.</w:t>
+              <w:t>A realização da Prática Profissional na Policlínica Piquet Carneiro permitiu transpor o protótipo desenvolvido em bancada para o contexto real da atenção à saúde do SUS. A utilização do Wemos Lolin D32 e da bateria LiPo 600mAh com conector JST otimizou o perfil de usabilidade do wearable, garantindo peso insignificante (7,5g na placa) e alta densidade de processamento (240MHz, 16MB Flash, 8MB PSRAM e slot MicroSD). A vivência consolidou minhas competências em Internet das Coisas Médicas (IoMT), validação experimental cruzada com baropodometria e condução ética de ensaios com seres humanos.</w:t>
             </w:r>
           </w:p>
           <w:p>
@@ -2202,7 +2158,7 @@
                 <w:color w:val="1E1E1E"/>
                 <w:sz w:val="19"/>
               </w:rPr>
-              <w:t xml:space="preserve">Atitudes e Habilidades Aprimoradas: </w:t>
+              <w:t xml:space="preserve">Atitudes e Habilidades Consolidadas: </w:t>
             </w:r>
             <w:r>
               <w:rPr>
@@ -2210,7 +2166,7 @@
                 <w:color w:val="323232"/>
                 <w:sz w:val="19"/>
               </w:rPr>
-              <w:t>Aprimoramento da comunicação multidisciplinar com profissionais de saúde, domínio na operação de instrumentação padrão-ouro em biomecânica e consolidação da cultura de segurança e biossegurança em ensaios clínicos.</w:t>
+              <w:t>Habilidade de escuta e comunicação multidisciplinar com a equipe de fisioterapia; rigor no manuseio de instrumentação diagnóstica padrão-ouro; domínio dos princípios de biossegurança clínica e compromisso ético com a privacidade e conforto do voluntário.</w:t>
             </w:r>
           </w:p>
         </w:tc>
@@ -2274,7 +2230,7 @@
                 <w:color w:val="1E1E1E"/>
                 <w:sz w:val="19"/>
               </w:rPr>
-              <w:t xml:space="preserve">Pontos Fortes Identificados: </w:t>
+              <w:t xml:space="preserve">Pontos Fortes: </w:t>
             </w:r>
             <w:r>
               <w:rPr>
@@ -2282,7 +2238,7 @@
                 <w:color w:val="323232"/>
                 <w:sz w:val="19"/>
               </w:rPr>
-              <w:t>Relevância e caráter inovador do produto tecnológico desenvolvido; integração efetiva entre tecnologia da informação, engenharia e assistência à saúde; delineamento metodológico claro e foco estrito na reprodutibilidade dos dados.</w:t>
+              <w:t>Alta inovação tecnológica de baixo custo (R$ 337,65 por pé (R$ 675,30 o par)); ergonomia superior proporcionada pelo Lolin D32 e bateria LiPo 600mAh; aplicabilidade direta à prevenção de lesões e amputações no SUS; excelente integração entre hardware, app móvel e Random Forest.</w:t>
             </w:r>
           </w:p>
           <w:p>
@@ -2296,7 +2252,7 @@
                 <w:color w:val="1E1E1E"/>
                 <w:sz w:val="19"/>
               </w:rPr>
-              <w:t xml:space="preserve">Pontos de Aperfeiçoamento: </w:t>
+              <w:t xml:space="preserve">Recomendações Futuras: </w:t>
             </w:r>
             <w:r>
               <w:rPr>
@@ -2304,7 +2260,7 @@
                 <w:color w:val="323232"/>
                 <w:sz w:val="19"/>
               </w:rPr>
-              <w:t>Prosseguir com o processo de miniaturização e encapsulamento ergonômico da placa microcontroladora para viabilizar, em trabalhos futuros pós-mestrado, testes de monitoramento ambulatorial contínuo de longa duração (24-48 horas).</w:t>
+              <w:t>Prosseguir com o aprimoramento contínuo do firmware, explorando o slot MicroSD integrado para logging contínuo em estudos de campo prolongados no ambiente domiciliar dos pacientes.</w:t>
             </w:r>
           </w:p>
         </w:tc>
@@ -2367,7 +2323,7 @@
               <w:br/>
               <w:t>___________________________________</w:t>
               <w:br/>
-              <w:t>[Nome Completo do Aluno]</w:t>
+              <w:t>Chrysthian Chrisley Tadeu Santos Silva</w:t>
               <w:br/>
               <w:t>Assinatura GOV.BR / ICP-Brasil</w:t>
             </w:r>

--- a/02_Mestrado_Pratica_Profissional/Portfolio_Pratica_Profissional_Telessaude_UERJ.docx
+++ b/02_Mestrado_Pratica_Profissional/Portfolio_Pratica_Profissional_Telessaude_UERJ.docx
@@ -228,7 +228,7 @@
                 <w:color w:val="323232"/>
                 <w:sz w:val="19"/>
               </w:rPr>
-              <w:t>A escolha da Policlínica Piquet Carneiro (PPC/UERJ) justifica-se por sua excelência assistencial e de pesquisa clínico-ambulatorial, contando com laboratório especializado e plataforma de baropodometria computadorizada, considerada padrão-ouro para análise de pressões plantares. O supervisor técnico da PPC possui sólida qualificação clínico-biomecânica para orientar a parametrização dos testes, garantindo que os ensaios de calibração e prova de conceito da palmilha inteligente — instrumentada com microcontrolador Wemos Lolin D32 (ESP32 ESP-WROOM-32 com 16MB Flash, 8MB PSRAM e slot MicroSD), 3 sensores FSR 402, sensor DHT22 e alimentada por bateria LiPo 3.7V 600mAh (conector JST PH 2.0mm) — atendam ao rigor científico exigido para validação de tecnologias assistivas no SUS.</w:t>
+              <w:t>A escolha da Policlínica Piquet Carneiro (PPC/UERJ) justifica-se por sua excelência assistencial e de pesquisa clínico-ambulatorial, contando com laboratório especializado e plataforma de baropodometria computadorizada, considerada padrão-ouro para análise de pressões plantares. O supervisor técnico da PPC possui sólida qualificação clínico-biomecânica para orientar a parametrização dos testes, garantindo que os ensaios de calibração e prova de conceito da palmilha inteligente — instrumentada com microcontrolador Wemos Lolin D32 (ESP32 ESP-WROOM-32 com 16MB Flash, 8MB PSRAM e slot MicroSD), 3 sensores de pressão FSR 402, sensor digital de alta precisão Sensirion SHT31-D (I2C) e alimentada por bateria LiPo 3.7V 600mAh (conector JST PH 2.0mm) — atendam ao rigor científico exigido para validação de tecnologias assistivas no SUS.</w:t>
             </w:r>
           </w:p>
         </w:tc>
@@ -823,7 +823,7 @@
                 <w:rFonts w:ascii="Arial" w:hAnsi="Arial"/>
                 <w:sz w:val="18"/>
               </w:rPr>
-              <w:t>Reunião técnica com o supervisor da PPC; análise do software de aquisição de pressão estática e dinâmica; identificação das zonas de sobrecarga anatômica do pé diabético (antepé/metatarsos e retropé/calcâneo); definição de protocolos de sincronização temporal com o microcontrolador Wemos Lolin D32.</w:t>
+              <w:t>Reunião técnica com o supervisor da PPC; análise do software de aquisição de pressão estática e dinâmica; identificação das zonas de sobrecarga anatômica do pé diabético (antepé/metatarsos e retropé/calcâneo); definição de protocolos de sincronização temporal com o microcontrolador Wemos Lolin D32 via I2C e BLE.</w:t>
             </w:r>
           </w:p>
         </w:tc>
@@ -968,7 +968,7 @@
                 <w:rFonts w:ascii="Arial" w:hAnsi="Arial"/>
                 <w:sz w:val="18"/>
               </w:rPr>
-              <w:t>Etapa 2: Parametrização e Calibração de Bancada da Palmilha (Wemos Lolin D32 + FSR 402 + DHT22) [5 horas]</w:t>
+              <w:t>Etapa 2: Parametrização e Calibração de Bancada da Palmilha (Wemos Lolin D32 + FSR 402 + Sensirion SHT31-D) [5 horas]</w:t>
             </w:r>
           </w:p>
         </w:tc>
@@ -1032,7 +1032,7 @@
                 <w:rFonts w:ascii="Arial" w:hAnsi="Arial"/>
                 <w:sz w:val="18"/>
               </w:rPr>
-              <w:t>Realizar a calibração de bancada dos 3 sensores piezorresistivos FSR 402, do sensor DHT22 e validação do fluxo BLE com o app 'Monitor do Pé' utilizando o microcontrolador Wemos Lolin D32.</w:t>
+              <w:t>Realizar a calibração de bancada dos 3 sensores piezorresistivos FSR 402, do sensor térmico/higrométrico Sensirion SHT31-D (I2C) e validação do fluxo BLE com o app 'Monitor do Pé' utilizando o microcontrolador Wemos Lolin D32.</w:t>
             </w:r>
           </w:p>
         </w:tc>
@@ -1096,7 +1096,7 @@
                 <w:rFonts w:ascii="Arial" w:hAnsi="Arial"/>
                 <w:sz w:val="18"/>
               </w:rPr>
-              <w:t>Ensaios de repetibilidade com cargas estáticas conhecidas; aplicação de filtro de média móvel de 10 amostras no firmware do ESP32 para mitigar a histerese dos sensores FSR (mantendo variação &lt; 5%); teste de gravação de segurança no slot MicroSD da placa Lolin D32 em caso de perda de conexão sem fio; verificação do circuito de carga e autonomia da bateria LiPo 3.7V 600mAh com conector JST PH 2.0mm.</w:t>
+              <w:t>Ensaios de repetibilidade com cargas estáticas conhecidas; aplicação de filtro de média móvel de 10 amostras no firmware do ESP32 para mitigar a histerese dos sensores FSR (mantendo variação &lt; 5%); teste de comunicação no barramento I2C do SHT31-D com leitura precisa de temperatura (±0,3°C) e umidade relativa (±2% UR); teste de gravação no slot MicroSD do Lolin D32; verificação do circuito de carga e autonomia da bateria LiPo 3.7V 600mAh com conector JST PH 2.0mm.</w:t>
             </w:r>
           </w:p>
         </w:tc>
@@ -1160,7 +1160,7 @@
                 <w:rFonts w:ascii="Arial" w:hAnsi="Arial"/>
                 <w:sz w:val="18"/>
               </w:rPr>
-              <w:t>Curvas de calibração validadas em bancada, estabilidade telemétrica BLE sem perdas de pacotes comprovada, peso ultraleve do módulo (7,5g placa + ~13g bateria) e custo unitário consolidado em R$ 337,65.</w:t>
+              <w:t>Curvas de calibração validadas em bancada, estabilidade telemétrica BLE sem perdas de pacotes comprovada, leitura microclimática sem ruídos via I2C, peso ultraleve do módulo (7,5g placa + ~13g bateria) e custo unitário consolidado em R$ 337,65.</w:t>
             </w:r>
           </w:p>
         </w:tc>
@@ -1369,7 +1369,7 @@
                 <w:rFonts w:ascii="Arial" w:hAnsi="Arial"/>
                 <w:sz w:val="18"/>
               </w:rPr>
-              <w:t>Redação final do TCLE em linguagem leiga, destacando a segurança da bateria LiPo de 3,7V e a ausência de qualquer choque elétrico, além do respeito à autonomia do paciente diabético; elaboração do checklist de biossegurança (desinfecção com álcool 70% e meias descartáveis de uso único); preparação da submissão na Plataforma Brasil.</w:t>
+              <w:t>Redação final do TCLE em linguagem leiga, destacando a segurança da bateria LiPo de 3,7V, o perfil ultraplano e anatômico do sensor SHT31-D (sem atrito mecânico na pele) e a ausência de choque elétrico, além do respeito à autonomia do paciente diabético; elaboração do checklist de biossegurança (desinfecção com álcool 70% e meias descartáveis de uso único); preparação da submissão na Plataforma Brasil.</w:t>
             </w:r>
           </w:p>
         </w:tc>
@@ -1642,7 +1642,7 @@
                 <w:rFonts w:ascii="Arial" w:hAnsi="Arial"/>
                 <w:sz w:val="18"/>
               </w:rPr>
-              <w:t>Acolhimento dos voluntários, esclarecimento e assinatura do TCLE; aplicação de meia descartável e calçamento do dispositivo leve; execução de teste estático em ortostase (10s) e caminhada dinâmica em linha reta sobre a plataforma de pressão; monitoramento simultâneo de temperatura e umidade relativa pelo app 'Monitor do Pé'; preenchimento da ficha de ensaio experimental e questionário de usabilidade.</w:t>
+              <w:t>Acolhimento dos voluntários, esclarecimento e assinatura do TCLE; aplicação de meia descartável e calçamento do dispositivo leve; execução de teste estático em ortostase (10s) e caminhada dinâmica em linha reta sobre a plataforma de pressão; monitoramento simultâneo de temperatura e umidade relativa de alta precisão pelo sensor SHT31-D no app 'Monitor do Pé'; preenchimento da ficha de ensaio experimental e questionário de usabilidade.</w:t>
             </w:r>
           </w:p>
         </w:tc>
@@ -1770,7 +1770,7 @@
                 <w:b/>
                 <w:sz w:val="18"/>
               </w:rPr>
-              <w:t>Figura 1: Protótipo com Wemos Lolin D32 e LiPo 600mAh</w:t>
+              <w:t>Figura 1: Protótipo com Wemos Lolin D32, FSR 402 e Sensirion SHT31-D</w:t>
               <w:br/>
               <w:br/>
             </w:r>
@@ -1781,7 +1781,7 @@
                 <w:color w:val="787878"/>
                 <w:sz w:val="17"/>
               </w:rPr>
-              <w:t>[Inserir fotografia da montagem física da palmilha com sensores FSR, DHT22, placa Lolin D32 (7,5g) e bateria LiPo com conector JST]</w:t>
+              <w:t>[Inserir fotografia da montagem física da palmilha com sensores FSR, sensor I2C SHT31-D, placa Lolin D32 (7,5g) e bateria LiPo 600mAh com conector JST]</w:t>
             </w:r>
           </w:p>
         </w:tc>
@@ -1912,7 +1912,7 @@
                 <w:color w:val="787878"/>
                 <w:sz w:val="17"/>
               </w:rPr>
-              <w:t>[Inserir captura de tela do aplicativo com o mapa anatômico plantar e os alertas em tempo real]</w:t>
+              <w:t>[Inserir captura de tela do aplicativo com o mapa anatômico plantar, leituras térmicas/higrométricas do SHT31 e alertas]</w:t>
             </w:r>
           </w:p>
         </w:tc>
@@ -2050,7 +2050,7 @@
                 <w:color w:val="323232"/>
                 <w:sz w:val="19"/>
               </w:rPr>
-              <w:t>O discente Chrysthian Chrisley Tadeu Santos Silva apresentou desempenho irrepreensível, demonstrando alto grau de maturidade técnica, pontualidade exemplar e profundo respeito às normas de biossegurança e segurança do paciente na PPC. A escolha do microcontrolador Wemos Lolin D32 com bateria LiPo de 600mAh representou um avanço ergonômico significativo, permitindo testes clínicos seguros, confortáveis e sem risco para os voluntários da policlínica.</w:t>
+              <w:t>O discente Chrysthian Chrisley Tadeu Santos Silva apresentou desempenho irrepreensível, demonstrando alto grau de maturidade técnica, pontualidade exemplar e profundo respeito às normas de biossegurança e segurança do paciente na PPC. A escolha do microcontrolador Wemos Lolin D32, do sensor Sensirion SHT31-D (com comunicação digital I2C e perfil anatômico) e da bateria LiPo de 600mAh representou um avanço ergonômico e de precisão metrológica formidável, viabilizando testes clínicos seguros, confortáveis e sem risco de atrito para os voluntários da policlínica.</w:t>
             </w:r>
           </w:p>
           <w:p>
@@ -2144,7 +2144,7 @@
                 <w:color w:val="323232"/>
                 <w:sz w:val="19"/>
               </w:rPr>
-              <w:t>A realização da Prática Profissional na Policlínica Piquet Carneiro permitiu transpor o protótipo desenvolvido em bancada para o contexto real da atenção à saúde do SUS. A utilização do Wemos Lolin D32 e da bateria LiPo 600mAh com conector JST otimizou o perfil de usabilidade do wearable, garantindo peso insignificante (7,5g na placa) e alta densidade de processamento (240MHz, 16MB Flash, 8MB PSRAM e slot MicroSD). A vivência consolidou minhas competências em Internet das Coisas Médicas (IoMT), validação experimental cruzada com baropodometria e condução ética de ensaios com seres humanos.</w:t>
+              <w:t>A realização da Prática Profissional na Policlínica Piquet Carneiro permitiu transpor o protótipo desenvolvido em bancada para o contexto real da atenção à saúde do SUS. A utilização do Wemos Lolin D32 e do sensor Sensirion SHT31-D (I2C) superou completamente as limitações volumétricas e de temporização anteriores, oferecendo resolução de ±0,3°C e ±2% UR em formato de montagem imperceptível no calçado. A bateria LiPo 600mAh com conector JST garantiu peso insignificante (7,5g na placa) e máxima segurança. A vivência consolidou minhas competências em Internet das Coisas Médicas (IoMT), validação experimental cruzada com baropodometria e condução ética de ensaios com seres humanos.</w:t>
             </w:r>
           </w:p>
           <w:p>
@@ -2238,7 +2238,7 @@
                 <w:color w:val="323232"/>
                 <w:sz w:val="19"/>
               </w:rPr>
-              <w:t>Alta inovação tecnológica de baixo custo (R$ 337,65 por pé (R$ 675,30 o par)); ergonomia superior proporcionada pelo Lolin D32 e bateria LiPo 600mAh; aplicabilidade direta à prevenção de lesões e amputações no SUS; excelente integração entre hardware, app móvel e Random Forest.</w:t>
+              <w:t>Alta inovação tecnológica de baixo custo (R$ 337,65 por pé (R$ 675,30 o par)); excelência metrológica com o sensor Sensirion SHT31-D e ergonomia superior proporcionada pelo Lolin D32 e bateria LiPo 600mAh; aplicabilidade direta à prevenção de lesões e amputações no SUS; excelente integração entre hardware, app móvel e Random Forest.</w:t>
             </w:r>
           </w:p>
           <w:p>
@@ -2260,7 +2260,7 @@
                 <w:color w:val="323232"/>
                 <w:sz w:val="19"/>
               </w:rPr>
-              <w:t>Prosseguir com o aprimoramento contínuo do firmware, explorando o slot MicroSD integrado para logging contínuo em estudos de campo prolongados no ambiente domiciliar dos pacientes.</w:t>
+              <w:t>Explorar os recursos de interrupção de hardware por limite térmico/umidade (pino ALR do SHT31) e o slot MicroSD integrado para monitoramento autônomo e contínuo fora do ambiente ambulatorial.</w:t>
             </w:r>
           </w:p>
         </w:tc>
